--- a/Presentation/presentation_texte.docx
+++ b/Presentation/presentation_texte.docx
@@ -1,9 +1,12 @@
 
 <file path=word/document.xml><?xml version="1.0" encoding="utf-8"?>
-<w:document xmlns:wpc="http://schemas.microsoft.com/office/word/2010/wordprocessingCanvas" xmlns:cx="http://schemas.microsoft.com/office/drawing/2014/chartex" xmlns:cx1="http://schemas.microsoft.com/office/drawing/2015/9/8/chartex" xmlns:cx2="http://schemas.microsoft.com/office/drawing/2015/10/21/chartex" xmlns:cx3="http://schemas.microsoft.com/office/drawing/2016/5/9/chartex" xmlns:cx4="http://schemas.microsoft.com/office/drawing/2016/5/10/chartex" xmlns:cx5="http://schemas.microsoft.com/office/drawing/2016/5/11/chartex" xmlns:cx6="http://schemas.microsoft.com/office/drawing/2016/5/12/chartex" xmlns:cx7="http://schemas.microsoft.com/office/drawing/2016/5/13/chartex" xmlns:cx8="http://schemas.microsoft.com/office/drawing/2016/5/14/chartex" xmlns:mc="http://schemas.openxmlformats.org/markup-compatibility/2006" xmlns:aink="http://schemas.microsoft.com/office/drawing/2016/ink" xmlns:am3d="http://schemas.microsoft.com/office/drawing/2017/model3d" xmlns:o="urn:schemas-microsoft-com:office:office" xmlns:oel="http://schemas.microsoft.com/office/2019/extlst" xmlns:r="http://schemas.openxmlformats.org/officeDocument/2006/relationships" xmlns:m="http://schemas.openxmlformats.org/officeDocument/2006/math" xmlns:v="urn:schemas-microsoft-com:vml" xmlns:wp14="http://schemas.microsoft.com/office/word/2010/wordprocessingDrawing" xmlns:wp="http://schemas.openxmlformats.org/drawingml/2006/wordprocessingDrawing" xmlns:w10="urn:schemas-microsoft-com:office:word" xmlns:w="http://schemas.openxmlformats.org/wordprocessingml/2006/main" xmlns:w14="http://schemas.microsoft.com/office/word/2010/wordml" xmlns:w15="http://schemas.microsoft.com/office/word/2012/wordml" xmlns:w16cex="http://schemas.microsoft.com/office/word/2018/wordml/cex" xmlns:w16cid="http://schemas.microsoft.com/office/word/2016/wordml/cid" xmlns:w16="http://schemas.microsoft.com/office/word/2018/wordml" xmlns:w16du="http://schemas.microsoft.com/office/word/2023/wordml/word16du" xmlns:w16sdtdh="http://schemas.microsoft.com/office/word/2020/wordml/sdtdatahash" xmlns:w16sdtfl="http://schemas.microsoft.com/office/word/2024/wordml/sdtformatlock" xmlns:w16se="http://schemas.microsoft.com/office/word/2015/wordml/symex" xmlns:wpg="http://schemas.microsoft.com/office/word/2010/wordprocessingGroup" xmlns:wpi="http://schemas.microsoft.com/office/word/2010/wordprocessingInk" xmlns:wne="http://schemas.microsoft.com/office/word/2006/wordml" xmlns:wps="http://schemas.microsoft.com/office/word/2010/wordprocessingShape" mc:Ignorable="w14 w15 w16se w16cid w16 w16cex w16sdtdh w16sdtfl w16du wp14">
+<w:document xmlns:wpc="http://schemas.microsoft.com/office/word/2010/wordprocessingCanvas" xmlns:cx="http://schemas.microsoft.com/office/drawing/2014/chartex" xmlns:cx1="http://schemas.microsoft.com/office/drawing/2015/9/8/chartex" xmlns:cx2="http://schemas.microsoft.com/office/drawing/2015/10/21/chartex" xmlns:cx3="http://schemas.microsoft.com/office/drawing/2016/5/9/chartex" xmlns:cx4="http://schemas.microsoft.com/office/drawing/2016/5/10/chartex" xmlns:cx5="http://schemas.microsoft.com/office/drawing/2016/5/11/chartex" xmlns:cx6="http://schemas.microsoft.com/office/drawing/2016/5/12/chartex" xmlns:cx7="http://schemas.microsoft.com/office/drawing/2016/5/13/chartex" xmlns:cx8="http://schemas.microsoft.com/office/drawing/2016/5/14/chartex" xmlns:mc="http://schemas.openxmlformats.org/markup-compatibility/2006" xmlns:aink="http://schemas.microsoft.com/office/drawing/2016/ink" xmlns:am3d="http://schemas.microsoft.com/office/drawing/2017/model3d" xmlns:o="urn:schemas-microsoft-com:office:office" xmlns:oel="http://schemas.microsoft.com/office/2019/extlst" xmlns:r="http://schemas.openxmlformats.org/officeDocument/2006/relationships" xmlns:m="http://schemas.openxmlformats.org/officeDocument/2006/math" xmlns:v="urn:schemas-microsoft-com:vml" xmlns:wp14="http://schemas.microsoft.com/office/word/2010/wordprocessingDrawing" xmlns:wp="http://schemas.openxmlformats.org/drawingml/2006/wordprocessingDrawing" xmlns:w10="urn:schemas-microsoft-com:office:word" xmlns:w="http://schemas.openxmlformats.org/wordprocessingml/2006/main" xmlns:w14="http://schemas.microsoft.com/office/word/2010/wordml" xmlns:w15="http://schemas.microsoft.com/office/word/2012/wordml" xmlns:w16cei="http://schemas.microsoft.com/office/word/2026/wordml/cei" xmlns:w16cex="http://schemas.microsoft.com/office/word/2018/wordml/cex" xmlns:w16cid="http://schemas.microsoft.com/office/word/2016/wordml/cid" xmlns:w16="http://schemas.microsoft.com/office/word/2018/wordml" xmlns:w16du="http://schemas.microsoft.com/office/word/2023/wordml/word16du" xmlns:w16sdtdh="http://schemas.microsoft.com/office/word/2020/wordml/sdtdatahash" xmlns:w16sdtfl="http://schemas.microsoft.com/office/word/2024/wordml/sdtformatlock" xmlns:w16se="http://schemas.microsoft.com/office/word/2015/wordml/symex" xmlns:wpg="http://schemas.microsoft.com/office/word/2010/wordprocessingGroup" xmlns:wpi="http://schemas.microsoft.com/office/word/2010/wordprocessingInk" xmlns:wne="http://schemas.microsoft.com/office/word/2006/wordml" xmlns:wps="http://schemas.microsoft.com/office/word/2010/wordprocessingShape" mc:Ignorable="w14 w15 w16se w16cid w16 w16cex w16sdtdh w16sdtfl w16du wp14">
   <w:body>
     <w:p>
       <w:r>
+        <w:t>r</w:t>
+      </w:r>
+      <w:r>
         <w:t>Slide 1 : </w:t>
       </w:r>
       <w:r>
@@ -109,7 +112,7 @@
       <w:commentRangeEnd w:id="0"/>
       <w:r>
         <w:rPr>
-          <w:rStyle w:val="CommentReference"/>
+          <w:rStyle w:val="Marquedecommentaire"/>
           <w:sz w:val="24"/>
           <w:szCs w:val="24"/>
         </w:rPr>
@@ -1386,7 +1389,7 @@
       <w:commentRangeEnd w:id="1"/>
       <w:r>
         <w:rPr>
-          <w:rStyle w:val="CommentReference"/>
+          <w:rStyle w:val="Marquedecommentaire"/>
           <w:sz w:val="18"/>
           <w:szCs w:val="18"/>
         </w:rPr>
@@ -1583,7 +1586,7 @@
 </file>
 
 <file path=word/comments.xml><?xml version="1.0" encoding="utf-8"?>
-<w:comments xmlns:wpc="http://schemas.microsoft.com/office/word/2010/wordprocessingCanvas" xmlns:cx="http://schemas.microsoft.com/office/drawing/2014/chartex" xmlns:cx1="http://schemas.microsoft.com/office/drawing/2015/9/8/chartex" xmlns:cx2="http://schemas.microsoft.com/office/drawing/2015/10/21/chartex" xmlns:cx3="http://schemas.microsoft.com/office/drawing/2016/5/9/chartex" xmlns:cx4="http://schemas.microsoft.com/office/drawing/2016/5/10/chartex" xmlns:cx5="http://schemas.microsoft.com/office/drawing/2016/5/11/chartex" xmlns:cx6="http://schemas.microsoft.com/office/drawing/2016/5/12/chartex" xmlns:cx7="http://schemas.microsoft.com/office/drawing/2016/5/13/chartex" xmlns:cx8="http://schemas.microsoft.com/office/drawing/2016/5/14/chartex" xmlns:mc="http://schemas.openxmlformats.org/markup-compatibility/2006" xmlns:aink="http://schemas.microsoft.com/office/drawing/2016/ink" xmlns:am3d="http://schemas.microsoft.com/office/drawing/2017/model3d" xmlns:o="urn:schemas-microsoft-com:office:office" xmlns:oel="http://schemas.microsoft.com/office/2019/extlst" xmlns:r="http://schemas.openxmlformats.org/officeDocument/2006/relationships" xmlns:m="http://schemas.openxmlformats.org/officeDocument/2006/math" xmlns:v="urn:schemas-microsoft-com:vml" xmlns:wp14="http://schemas.microsoft.com/office/word/2010/wordprocessingDrawing" xmlns:wp="http://schemas.openxmlformats.org/drawingml/2006/wordprocessingDrawing" xmlns:w10="urn:schemas-microsoft-com:office:word" xmlns:w="http://schemas.openxmlformats.org/wordprocessingml/2006/main" xmlns:w14="http://schemas.microsoft.com/office/word/2010/wordml" xmlns:w15="http://schemas.microsoft.com/office/word/2012/wordml" xmlns:w16cex="http://schemas.microsoft.com/office/word/2018/wordml/cex" xmlns:w16cid="http://schemas.microsoft.com/office/word/2016/wordml/cid" xmlns:w16="http://schemas.microsoft.com/office/word/2018/wordml" xmlns:w16du="http://schemas.microsoft.com/office/word/2023/wordml/word16du" xmlns:w16sdtdh="http://schemas.microsoft.com/office/word/2020/wordml/sdtdatahash" xmlns:w16sdtfl="http://schemas.microsoft.com/office/word/2024/wordml/sdtformatlock" xmlns:w16se="http://schemas.microsoft.com/office/word/2015/wordml/symex" xmlns:wpg="http://schemas.microsoft.com/office/word/2010/wordprocessingGroup" xmlns:wpi="http://schemas.microsoft.com/office/word/2010/wordprocessingInk" xmlns:wne="http://schemas.microsoft.com/office/word/2006/wordml" xmlns:wps="http://schemas.microsoft.com/office/word/2010/wordprocessingShape" mc:Ignorable="w14 w15 w16se w16cid w16 w16cex w16sdtdh w16sdtfl w16du wp14">
+<w:comments xmlns:wpc="http://schemas.microsoft.com/office/word/2010/wordprocessingCanvas" xmlns:cx="http://schemas.microsoft.com/office/drawing/2014/chartex" xmlns:cx1="http://schemas.microsoft.com/office/drawing/2015/9/8/chartex" xmlns:cx2="http://schemas.microsoft.com/office/drawing/2015/10/21/chartex" xmlns:cx3="http://schemas.microsoft.com/office/drawing/2016/5/9/chartex" xmlns:cx4="http://schemas.microsoft.com/office/drawing/2016/5/10/chartex" xmlns:cx5="http://schemas.microsoft.com/office/drawing/2016/5/11/chartex" xmlns:cx6="http://schemas.microsoft.com/office/drawing/2016/5/12/chartex" xmlns:cx7="http://schemas.microsoft.com/office/drawing/2016/5/13/chartex" xmlns:cx8="http://schemas.microsoft.com/office/drawing/2016/5/14/chartex" xmlns:mc="http://schemas.openxmlformats.org/markup-compatibility/2006" xmlns:aink="http://schemas.microsoft.com/office/drawing/2016/ink" xmlns:am3d="http://schemas.microsoft.com/office/drawing/2017/model3d" xmlns:o="urn:schemas-microsoft-com:office:office" xmlns:oel="http://schemas.microsoft.com/office/2019/extlst" xmlns:r="http://schemas.openxmlformats.org/officeDocument/2006/relationships" xmlns:m="http://schemas.openxmlformats.org/officeDocument/2006/math" xmlns:v="urn:schemas-microsoft-com:vml" xmlns:wp14="http://schemas.microsoft.com/office/word/2010/wordprocessingDrawing" xmlns:wp="http://schemas.openxmlformats.org/drawingml/2006/wordprocessingDrawing" xmlns:w10="urn:schemas-microsoft-com:office:word" xmlns:w="http://schemas.openxmlformats.org/wordprocessingml/2006/main" xmlns:w14="http://schemas.microsoft.com/office/word/2010/wordml" xmlns:w15="http://schemas.microsoft.com/office/word/2012/wordml" xmlns:w16cei="http://schemas.microsoft.com/office/word/2026/wordml/cei" xmlns:w16cex="http://schemas.microsoft.com/office/word/2018/wordml/cex" xmlns:w16cid="http://schemas.microsoft.com/office/word/2016/wordml/cid" xmlns:w16="http://schemas.microsoft.com/office/word/2018/wordml" xmlns:w16du="http://schemas.microsoft.com/office/word/2023/wordml/word16du" xmlns:w16sdtdh="http://schemas.microsoft.com/office/word/2020/wordml/sdtdatahash" xmlns:w16sdtfl="http://schemas.microsoft.com/office/word/2024/wordml/sdtformatlock" xmlns:w16se="http://schemas.microsoft.com/office/word/2015/wordml/symex" xmlns:wpg="http://schemas.microsoft.com/office/word/2010/wordprocessingGroup" xmlns:wpi="http://schemas.microsoft.com/office/word/2010/wordprocessingInk" xmlns:wne="http://schemas.microsoft.com/office/word/2006/wordml" xmlns:wps="http://schemas.microsoft.com/office/word/2010/wordprocessingShape" mc:Ignorable="w14 w15 w16se w16cid w16 w16cex w16sdtdh w16sdtfl w16du wp14">
   <w:comment w:id="0" w:author="Astrid PORTAPIA" w:date="2026-07-17T15:46:00Z" w:initials="AP">
     <w:p>
       <w:pPr>
@@ -1602,7 +1605,6 @@
   </w:comment>
   <w:comment w:id="1" w:author="Astrid PORTAPIA" w:date="2026-07-15T09:22:00Z" w:initials="AP">
     <w:p>
-      <w:pPr/>
       <w:r>
         <w:rPr>
           <w:rStyle w:val="CommentReference"/>
@@ -1618,32 +1620,28 @@
 </file>
 
 <file path=word/commentsExtended.xml><?xml version="1.0" encoding="utf-8"?>
-<w15:commentsEx xmlns:wpc="http://schemas.microsoft.com/office/word/2010/wordprocessingCanvas" xmlns:cx="http://schemas.microsoft.com/office/drawing/2014/chartex" xmlns:cx1="http://schemas.microsoft.com/office/drawing/2015/9/8/chartex" xmlns:cx2="http://schemas.microsoft.com/office/drawing/2015/10/21/chartex" xmlns:cx3="http://schemas.microsoft.com/office/drawing/2016/5/9/chartex" xmlns:cx4="http://schemas.microsoft.com/office/drawing/2016/5/10/chartex" xmlns:cx5="http://schemas.microsoft.com/office/drawing/2016/5/11/chartex" xmlns:cx6="http://schemas.microsoft.com/office/drawing/2016/5/12/chartex" xmlns:cx7="http://schemas.microsoft.com/office/drawing/2016/5/13/chartex" xmlns:cx8="http://schemas.microsoft.com/office/drawing/2016/5/14/chartex" xmlns:mc="http://schemas.openxmlformats.org/markup-compatibility/2006" xmlns:aink="http://schemas.microsoft.com/office/drawing/2016/ink" xmlns:am3d="http://schemas.microsoft.com/office/drawing/2017/model3d" xmlns:o="urn:schemas-microsoft-com:office:office" xmlns:oel="http://schemas.microsoft.com/office/2019/extlst" xmlns:r="http://schemas.openxmlformats.org/officeDocument/2006/relationships" xmlns:m="http://schemas.openxmlformats.org/officeDocument/2006/math" xmlns:v="urn:schemas-microsoft-com:vml" xmlns:wp14="http://schemas.microsoft.com/office/word/2010/wordprocessingDrawing" xmlns:wp="http://schemas.openxmlformats.org/drawingml/2006/wordprocessingDrawing" xmlns:w10="urn:schemas-microsoft-com:office:word" xmlns:w="http://schemas.openxmlformats.org/wordprocessingml/2006/main" xmlns:w14="http://schemas.microsoft.com/office/word/2010/wordml" xmlns:w15="http://schemas.microsoft.com/office/word/2012/wordml" xmlns:w16cex="http://schemas.microsoft.com/office/word/2018/wordml/cex" xmlns:w16cid="http://schemas.microsoft.com/office/word/2016/wordml/cid" xmlns:w16="http://schemas.microsoft.com/office/word/2018/wordml" xmlns:w16du="http://schemas.microsoft.com/office/word/2023/wordml/word16du" xmlns:w16sdtdh="http://schemas.microsoft.com/office/word/2020/wordml/sdtdatahash" xmlns:w16sdtfl="http://schemas.microsoft.com/office/word/2024/wordml/sdtformatlock" xmlns:w16se="http://schemas.microsoft.com/office/word/2015/wordml/symex" xmlns:wpg="http://schemas.microsoft.com/office/word/2010/wordprocessingGroup" xmlns:wpi="http://schemas.microsoft.com/office/word/2010/wordprocessingInk" xmlns:wne="http://schemas.microsoft.com/office/word/2006/wordml" xmlns:wps="http://schemas.microsoft.com/office/word/2010/wordprocessingShape" mc:Ignorable="w14 w15 w16se w16cid w16 w16cex w16sdtdh w16sdtfl w16du wp14">
+<w15:commentsEx xmlns:wpc="http://schemas.microsoft.com/office/word/2010/wordprocessingCanvas" xmlns:cx="http://schemas.microsoft.com/office/drawing/2014/chartex" xmlns:cx1="http://schemas.microsoft.com/office/drawing/2015/9/8/chartex" xmlns:cx2="http://schemas.microsoft.com/office/drawing/2015/10/21/chartex" xmlns:cx3="http://schemas.microsoft.com/office/drawing/2016/5/9/chartex" xmlns:cx4="http://schemas.microsoft.com/office/drawing/2016/5/10/chartex" xmlns:cx5="http://schemas.microsoft.com/office/drawing/2016/5/11/chartex" xmlns:cx6="http://schemas.microsoft.com/office/drawing/2016/5/12/chartex" xmlns:cx7="http://schemas.microsoft.com/office/drawing/2016/5/13/chartex" xmlns:cx8="http://schemas.microsoft.com/office/drawing/2016/5/14/chartex" xmlns:mc="http://schemas.openxmlformats.org/markup-compatibility/2006" xmlns:aink="http://schemas.microsoft.com/office/drawing/2016/ink" xmlns:am3d="http://schemas.microsoft.com/office/drawing/2017/model3d" xmlns:o="urn:schemas-microsoft-com:office:office" xmlns:oel="http://schemas.microsoft.com/office/2019/extlst" xmlns:r="http://schemas.openxmlformats.org/officeDocument/2006/relationships" xmlns:m="http://schemas.openxmlformats.org/officeDocument/2006/math" xmlns:v="urn:schemas-microsoft-com:vml" xmlns:wp14="http://schemas.microsoft.com/office/word/2010/wordprocessingDrawing" xmlns:wp="http://schemas.openxmlformats.org/drawingml/2006/wordprocessingDrawing" xmlns:w10="urn:schemas-microsoft-com:office:word" xmlns:w="http://schemas.openxmlformats.org/wordprocessingml/2006/main" xmlns:w14="http://schemas.microsoft.com/office/word/2010/wordml" xmlns:w15="http://schemas.microsoft.com/office/word/2012/wordml" xmlns:w16cei="http://schemas.microsoft.com/office/word/2026/wordml/cei" xmlns:w16cex="http://schemas.microsoft.com/office/word/2018/wordml/cex" xmlns:w16cid="http://schemas.microsoft.com/office/word/2016/wordml/cid" xmlns:w16="http://schemas.microsoft.com/office/word/2018/wordml" xmlns:w16du="http://schemas.microsoft.com/office/word/2023/wordml/word16du" xmlns:w16sdtdh="http://schemas.microsoft.com/office/word/2020/wordml/sdtdatahash" xmlns:w16sdtfl="http://schemas.microsoft.com/office/word/2024/wordml/sdtformatlock" xmlns:w16se="http://schemas.microsoft.com/office/word/2015/wordml/symex" xmlns:wpg="http://schemas.microsoft.com/office/word/2010/wordprocessingGroup" xmlns:wpi="http://schemas.microsoft.com/office/word/2010/wordprocessingInk" xmlns:wne="http://schemas.microsoft.com/office/word/2006/wordml" xmlns:wps="http://schemas.microsoft.com/office/word/2010/wordprocessingShape" mc:Ignorable="w14 w15 w16se w16cid w16 w16cex w16sdtdh w16sdtfl w16du wp14">
   <w15:commentEx w15:paraId="6ECF51CB" w15:done="0"/>
   <w15:commentEx w15:paraId="4D06A220" w15:done="0"/>
 </w15:commentsEx>
 </file>
 
 <file path=word/commentsExtensible.xml><?xml version="1.0" encoding="utf-8"?>
-<w16cex:commentsExtensible xmlns:wpc="http://schemas.microsoft.com/office/word/2010/wordprocessingCanvas" xmlns:cx="http://schemas.microsoft.com/office/drawing/2014/chartex" xmlns:cx1="http://schemas.microsoft.com/office/drawing/2015/9/8/chartex" xmlns:cx2="http://schemas.microsoft.com/office/drawing/2015/10/21/chartex" xmlns:cx3="http://schemas.microsoft.com/office/drawing/2016/5/9/chartex" xmlns:cx4="http://schemas.microsoft.com/office/drawing/2016/5/10/chartex" xmlns:cx5="http://schemas.microsoft.com/office/drawing/2016/5/11/chartex" xmlns:cx6="http://schemas.microsoft.com/office/drawing/2016/5/12/chartex" xmlns:cx7="http://schemas.microsoft.com/office/drawing/2016/5/13/chartex" xmlns:cx8="http://schemas.microsoft.com/office/drawing/2016/5/14/chartex" xmlns:cr="http://schemas.microsoft.com/office/comments/2020/reactions" xmlns:mc="http://schemas.openxmlformats.org/markup-compatibility/2006" xmlns:aink="http://schemas.microsoft.com/office/drawing/2016/ink" xmlns:am3d="http://schemas.microsoft.com/office/drawing/2017/model3d" xmlns:o="urn:schemas-microsoft-com:office:office" xmlns:oel="http://schemas.microsoft.com/office/2019/extlst" xmlns:r="http://schemas.openxmlformats.org/officeDocument/2006/relationships" xmlns:m="http://schemas.openxmlformats.org/officeDocument/2006/math" xmlns:v="urn:schemas-microsoft-com:vml" xmlns:wp14="http://schemas.microsoft.com/office/word/2010/wordprocessingDrawing" xmlns:wp="http://schemas.openxmlformats.org/drawingml/2006/wordprocessingDrawing" xmlns:w10="urn:schemas-microsoft-com:office:word" xmlns:w="http://schemas.openxmlformats.org/wordprocessingml/2006/main" xmlns:w14="http://schemas.microsoft.com/office/word/2010/wordml" xmlns:w15="http://schemas.microsoft.com/office/word/2012/wordml" xmlns:w16cex="http://schemas.microsoft.com/office/word/2018/wordml/cex" xmlns:w16cid="http://schemas.microsoft.com/office/word/2016/wordml/cid" xmlns:w16="http://schemas.microsoft.com/office/word/2018/wordml" xmlns:w16du="http://schemas.microsoft.com/office/word/2023/wordml/word16du" xmlns:w16sdtdh="http://schemas.microsoft.com/office/word/2020/wordml/sdtdatahash" xmlns:w16sdtfl="http://schemas.microsoft.com/office/word/2024/wordml/sdtformatlock" xmlns:w16se="http://schemas.microsoft.com/office/word/2015/wordml/symex" xmlns:wpg="http://schemas.microsoft.com/office/word/2010/wordprocessingGroup" xmlns:wpi="http://schemas.microsoft.com/office/word/2010/wordprocessingInk" xmlns:wne="http://schemas.microsoft.com/office/word/2006/wordml" xmlns:wps="http://schemas.microsoft.com/office/word/2010/wordprocessingShape" mc:Ignorable="w14 w15 w16se w16cid w16 w16cex w16sdtdh w16sdtfl cr w16du wp14">
+<w16cex:commentsExtensible xmlns:wpc="http://schemas.microsoft.com/office/word/2010/wordprocessingCanvas" xmlns:cx="http://schemas.microsoft.com/office/drawing/2014/chartex" xmlns:cx1="http://schemas.microsoft.com/office/drawing/2015/9/8/chartex" xmlns:cx2="http://schemas.microsoft.com/office/drawing/2015/10/21/chartex" xmlns:cx3="http://schemas.microsoft.com/office/drawing/2016/5/9/chartex" xmlns:cx4="http://schemas.microsoft.com/office/drawing/2016/5/10/chartex" xmlns:cx5="http://schemas.microsoft.com/office/drawing/2016/5/11/chartex" xmlns:cx6="http://schemas.microsoft.com/office/drawing/2016/5/12/chartex" xmlns:cx7="http://schemas.microsoft.com/office/drawing/2016/5/13/chartex" xmlns:cx8="http://schemas.microsoft.com/office/drawing/2016/5/14/chartex" xmlns:cr="http://schemas.microsoft.com/office/comments/2020/reactions" xmlns:mc="http://schemas.openxmlformats.org/markup-compatibility/2006" xmlns:aink="http://schemas.microsoft.com/office/drawing/2016/ink" xmlns:am3d="http://schemas.microsoft.com/office/drawing/2017/model3d" xmlns:o="urn:schemas-microsoft-com:office:office" xmlns:oel="http://schemas.microsoft.com/office/2019/extlst" xmlns:r="http://schemas.openxmlformats.org/officeDocument/2006/relationships" xmlns:m="http://schemas.openxmlformats.org/officeDocument/2006/math" xmlns:v="urn:schemas-microsoft-com:vml" xmlns:wp14="http://schemas.microsoft.com/office/word/2010/wordprocessingDrawing" xmlns:wp="http://schemas.openxmlformats.org/drawingml/2006/wordprocessingDrawing" xmlns:w10="urn:schemas-microsoft-com:office:word" xmlns:w="http://schemas.openxmlformats.org/wordprocessingml/2006/main" xmlns:w14="http://schemas.microsoft.com/office/word/2010/wordml" xmlns:w15="http://schemas.microsoft.com/office/word/2012/wordml" xmlns:w16cei="http://schemas.microsoft.com/office/word/2026/wordml/cei" xmlns:w16cex="http://schemas.microsoft.com/office/word/2018/wordml/cex" xmlns:w16cid="http://schemas.microsoft.com/office/word/2016/wordml/cid" xmlns:w16="http://schemas.microsoft.com/office/word/2018/wordml" xmlns:w16du="http://schemas.microsoft.com/office/word/2023/wordml/word16du" xmlns:w16sdtdh="http://schemas.microsoft.com/office/word/2020/wordml/sdtdatahash" xmlns:w16sdtfl="http://schemas.microsoft.com/office/word/2024/wordml/sdtformatlock" xmlns:w16se="http://schemas.microsoft.com/office/word/2015/wordml/symex" xmlns:wpg="http://schemas.microsoft.com/office/word/2010/wordprocessingGroup" xmlns:wpi="http://schemas.microsoft.com/office/word/2010/wordprocessingInk" xmlns:wne="http://schemas.microsoft.com/office/word/2006/wordml" xmlns:wps="http://schemas.microsoft.com/office/word/2010/wordprocessingShape" mc:Ignorable="w14 w15 w16se w16cid w16 w16cex w16sdtdh w16sdtfl cr w16du wp14">
   <w16cex:commentExtensible w16cex:durableId="06192C4F" w16cex:dateUtc="2026-07-17T13:46:00Z"/>
   <w16cex:commentExtensible w16cex:durableId="14B12AC8" w16cex:dateUtc="2026-07-15T07:22:00Z"/>
 </w16cex:commentsExtensible>
 </file>
 
 <file path=word/commentsIds.xml><?xml version="1.0" encoding="utf-8"?>
-<w16cid:commentsIds xmlns:wpc="http://schemas.microsoft.com/office/word/2010/wordprocessingCanvas" xmlns:cx="http://schemas.microsoft.com/office/drawing/2014/chartex" xmlns:cx1="http://schemas.microsoft.com/office/drawing/2015/9/8/chartex" xmlns:cx2="http://schemas.microsoft.com/office/drawing/2015/10/21/chartex" xmlns:cx3="http://schemas.microsoft.com/office/drawing/2016/5/9/chartex" xmlns:cx4="http://schemas.microsoft.com/office/drawing/2016/5/10/chartex" xmlns:cx5="http://schemas.microsoft.com/office/drawing/2016/5/11/chartex" xmlns:cx6="http://schemas.microsoft.com/office/drawing/2016/5/12/chartex" xmlns:cx7="http://schemas.microsoft.com/office/drawing/2016/5/13/chartex" xmlns:cx8="http://schemas.microsoft.com/office/drawing/2016/5/14/chartex" xmlns:mc="http://schemas.openxmlformats.org/markup-compatibility/2006" xmlns:aink="http://schemas.microsoft.com/office/drawing/2016/ink" xmlns:am3d="http://schemas.microsoft.com/office/drawing/2017/model3d" xmlns:o="urn:schemas-microsoft-com:office:office" xmlns:oel="http://schemas.microsoft.com/office/2019/extlst" xmlns:r="http://schemas.openxmlformats.org/officeDocument/2006/relationships" xmlns:m="http://schemas.openxmlformats.org/officeDocument/2006/math" xmlns:v="urn:schemas-microsoft-com:vml" xmlns:wp14="http://schemas.microsoft.com/office/word/2010/wordprocessingDrawing" xmlns:wp="http://schemas.openxmlformats.org/drawingml/2006/wordprocessingDrawing" xmlns:w10="urn:schemas-microsoft-com:office:word" xmlns:w="http://schemas.openxmlformats.org/wordprocessingml/2006/main" xmlns:w14="http://schemas.microsoft.com/office/word/2010/wordml" xmlns:w15="http://schemas.microsoft.com/office/word/2012/wordml" xmlns:w16cex="http://schemas.microsoft.com/office/word/2018/wordml/cex" xmlns:w16cid="http://schemas.microsoft.com/office/word/2016/wordml/cid" xmlns:w16="http://schemas.microsoft.com/office/word/2018/wordml" xmlns:w16du="http://schemas.microsoft.com/office/word/2023/wordml/word16du" xmlns:w16sdtdh="http://schemas.microsoft.com/office/word/2020/wordml/sdtdatahash" xmlns:w16sdtfl="http://schemas.microsoft.com/office/word/2024/wordml/sdtformatlock" xmlns:w16se="http://schemas.microsoft.com/office/word/2015/wordml/symex" xmlns:wpg="http://schemas.microsoft.com/office/word/2010/wordprocessingGroup" xmlns:wpi="http://schemas.microsoft.com/office/word/2010/wordprocessingInk" xmlns:wne="http://schemas.microsoft.com/office/word/2006/wordml" xmlns:wps="http://schemas.microsoft.com/office/word/2010/wordprocessingShape" mc:Ignorable="w14 w15 w16se w16cid w16 w16cex w16sdtdh w16sdtfl w16du wp14">
+<w16cid:commentsIds xmlns:wpc="http://schemas.microsoft.com/office/word/2010/wordprocessingCanvas" xmlns:cx="http://schemas.microsoft.com/office/drawing/2014/chartex" xmlns:cx1="http://schemas.microsoft.com/office/drawing/2015/9/8/chartex" xmlns:cx2="http://schemas.microsoft.com/office/drawing/2015/10/21/chartex" xmlns:cx3="http://schemas.microsoft.com/office/drawing/2016/5/9/chartex" xmlns:cx4="http://schemas.microsoft.com/office/drawing/2016/5/10/chartex" xmlns:cx5="http://schemas.microsoft.com/office/drawing/2016/5/11/chartex" xmlns:cx6="http://schemas.microsoft.com/office/drawing/2016/5/12/chartex" xmlns:cx7="http://schemas.microsoft.com/office/drawing/2016/5/13/chartex" xmlns:cx8="http://schemas.microsoft.com/office/drawing/2016/5/14/chartex" xmlns:mc="http://schemas.openxmlformats.org/markup-compatibility/2006" xmlns:aink="http://schemas.microsoft.com/office/drawing/2016/ink" xmlns:am3d="http://schemas.microsoft.com/office/drawing/2017/model3d" xmlns:o="urn:schemas-microsoft-com:office:office" xmlns:oel="http://schemas.microsoft.com/office/2019/extlst" xmlns:r="http://schemas.openxmlformats.org/officeDocument/2006/relationships" xmlns:m="http://schemas.openxmlformats.org/officeDocument/2006/math" xmlns:v="urn:schemas-microsoft-com:vml" xmlns:wp14="http://schemas.microsoft.com/office/word/2010/wordprocessingDrawing" xmlns:wp="http://schemas.openxmlformats.org/drawingml/2006/wordprocessingDrawing" xmlns:w10="urn:schemas-microsoft-com:office:word" xmlns:w="http://schemas.openxmlformats.org/wordprocessingml/2006/main" xmlns:w14="http://schemas.microsoft.com/office/word/2010/wordml" xmlns:w15="http://schemas.microsoft.com/office/word/2012/wordml" xmlns:w16cei="http://schemas.microsoft.com/office/word/2026/wordml/cei" xmlns:w16cex="http://schemas.microsoft.com/office/word/2018/wordml/cex" xmlns:w16cid="http://schemas.microsoft.com/office/word/2016/wordml/cid" xmlns:w16="http://schemas.microsoft.com/office/word/2018/wordml" xmlns:w16du="http://schemas.microsoft.com/office/word/2023/wordml/word16du" xmlns:w16sdtdh="http://schemas.microsoft.com/office/word/2020/wordml/sdtdatahash" xmlns:w16sdtfl="http://schemas.microsoft.com/office/word/2024/wordml/sdtformatlock" xmlns:w16se="http://schemas.microsoft.com/office/word/2015/wordml/symex" xmlns:wpg="http://schemas.microsoft.com/office/word/2010/wordprocessingGroup" xmlns:wpi="http://schemas.microsoft.com/office/word/2010/wordprocessingInk" xmlns:wne="http://schemas.microsoft.com/office/word/2006/wordml" xmlns:wps="http://schemas.microsoft.com/office/word/2010/wordprocessingShape" mc:Ignorable="w14 w15 w16se w16cid w16 w16cex w16sdtdh w16sdtfl w16du wp14">
   <w16cid:commentId w16cid:paraId="6ECF51CB" w16cid:durableId="06192C4F"/>
   <w16cid:commentId w16cid:paraId="4D06A220" w16cid:durableId="14B12AC8"/>
 </w16cid:commentsIds>
 </file>
 
-<file path=word/numbering.xml><?xml version="1.0" encoding="utf-8"?>
-<w:numbering xmlns:wpc="http://schemas.microsoft.com/office/word/2010/wordprocessingCanvas" xmlns:cx="http://schemas.microsoft.com/office/drawing/2014/chartex" xmlns:cx1="http://schemas.microsoft.com/office/drawing/2015/9/8/chartex" xmlns:cx2="http://schemas.microsoft.com/office/drawing/2015/10/21/chartex" xmlns:cx3="http://schemas.microsoft.com/office/drawing/2016/5/9/chartex" xmlns:cx4="http://schemas.microsoft.com/office/drawing/2016/5/10/chartex" xmlns:cx5="http://schemas.microsoft.com/office/drawing/2016/5/11/chartex" xmlns:cx6="http://schemas.microsoft.com/office/drawing/2016/5/12/chartex" xmlns:cx7="http://schemas.microsoft.com/office/drawing/2016/5/13/chartex" xmlns:cx8="http://schemas.microsoft.com/office/drawing/2016/5/14/chartex" xmlns:mc="http://schemas.openxmlformats.org/markup-compatibility/2006" xmlns:aink="http://schemas.microsoft.com/office/drawing/2016/ink" xmlns:am3d="http://schemas.microsoft.com/office/drawing/2017/model3d" xmlns:o="urn:schemas-microsoft-com:office:office" xmlns:oel="http://schemas.microsoft.com/office/2019/extlst" xmlns:r="http://schemas.openxmlformats.org/officeDocument/2006/relationships" xmlns:m="http://schemas.openxmlformats.org/officeDocument/2006/math" xmlns:v="urn:schemas-microsoft-com:vml" xmlns:wp14="http://schemas.microsoft.com/office/word/2010/wordprocessingDrawing" xmlns:wp="http://schemas.openxmlformats.org/drawingml/2006/wordprocessingDrawing" xmlns:w10="urn:schemas-microsoft-com:office:word" xmlns:w="http://schemas.openxmlformats.org/wordprocessingml/2006/main" xmlns:w14="http://schemas.microsoft.com/office/word/2010/wordml" xmlns:w15="http://schemas.microsoft.com/office/word/2012/wordml" xmlns:w16cex="http://schemas.microsoft.com/office/word/2018/wordml/cex" xmlns:w16cid="http://schemas.microsoft.com/office/word/2016/wordml/cid" xmlns:w16="http://schemas.microsoft.com/office/word/2018/wordml" xmlns:w16du="http://schemas.microsoft.com/office/word/2023/wordml/word16du" xmlns:w16sdtdh="http://schemas.microsoft.com/office/word/2020/wordml/sdtdatahash" xmlns:w16sdtfl="http://schemas.microsoft.com/office/word/2024/wordml/sdtformatlock" xmlns:w16se="http://schemas.microsoft.com/office/word/2015/wordml/symex" xmlns:wpg="http://schemas.microsoft.com/office/word/2010/wordprocessingGroup" xmlns:wpi="http://schemas.microsoft.com/office/word/2010/wordprocessingInk" xmlns:wne="http://schemas.microsoft.com/office/word/2006/wordml" xmlns:wps="http://schemas.microsoft.com/office/word/2010/wordprocessingShape" mc:Ignorable="w14 w15 w16se w16cid w16 w16cex w16sdtdh w16sdtfl w16du wp14"/>
-</file>
-
 <file path=word/people.xml><?xml version="1.0" encoding="utf-8"?>
-<w15:people xmlns:wpc="http://schemas.microsoft.com/office/word/2010/wordprocessingCanvas" xmlns:cx="http://schemas.microsoft.com/office/drawing/2014/chartex" xmlns:cx1="http://schemas.microsoft.com/office/drawing/2015/9/8/chartex" xmlns:cx2="http://schemas.microsoft.com/office/drawing/2015/10/21/chartex" xmlns:cx3="http://schemas.microsoft.com/office/drawing/2016/5/9/chartex" xmlns:cx4="http://schemas.microsoft.com/office/drawing/2016/5/10/chartex" xmlns:cx5="http://schemas.microsoft.com/office/drawing/2016/5/11/chartex" xmlns:cx6="http://schemas.microsoft.com/office/drawing/2016/5/12/chartex" xmlns:cx7="http://schemas.microsoft.com/office/drawing/2016/5/13/chartex" xmlns:cx8="http://schemas.microsoft.com/office/drawing/2016/5/14/chartex" xmlns:mc="http://schemas.openxmlformats.org/markup-compatibility/2006" xmlns:aink="http://schemas.microsoft.com/office/drawing/2016/ink" xmlns:am3d="http://schemas.microsoft.com/office/drawing/2017/model3d" xmlns:o="urn:schemas-microsoft-com:office:office" xmlns:oel="http://schemas.microsoft.com/office/2019/extlst" xmlns:r="http://schemas.openxmlformats.org/officeDocument/2006/relationships" xmlns:m="http://schemas.openxmlformats.org/officeDocument/2006/math" xmlns:v="urn:schemas-microsoft-com:vml" xmlns:wp14="http://schemas.microsoft.com/office/word/2010/wordprocessingDrawing" xmlns:wp="http://schemas.openxmlformats.org/drawingml/2006/wordprocessingDrawing" xmlns:w10="urn:schemas-microsoft-com:office:word" xmlns:w="http://schemas.openxmlformats.org/wordprocessingml/2006/main" xmlns:w14="http://schemas.microsoft.com/office/word/2010/wordml" xmlns:w15="http://schemas.microsoft.com/office/word/2012/wordml" xmlns:w16cex="http://schemas.microsoft.com/office/word/2018/wordml/cex" xmlns:w16cid="http://schemas.microsoft.com/office/word/2016/wordml/cid" xmlns:w16="http://schemas.microsoft.com/office/word/2018/wordml" xmlns:w16du="http://schemas.microsoft.com/office/word/2023/wordml/word16du" xmlns:w16sdtdh="http://schemas.microsoft.com/office/word/2020/wordml/sdtdatahash" xmlns:w16sdtfl="http://schemas.microsoft.com/office/word/2024/wordml/sdtformatlock" xmlns:w16se="http://schemas.microsoft.com/office/word/2015/wordml/symex" xmlns:wpg="http://schemas.microsoft.com/office/word/2010/wordprocessingGroup" xmlns:wpi="http://schemas.microsoft.com/office/word/2010/wordprocessingInk" xmlns:wne="http://schemas.microsoft.com/office/word/2006/wordml" xmlns:wps="http://schemas.microsoft.com/office/word/2010/wordprocessingShape" mc:Ignorable="w14 w15 w16se w16cid w16 w16cex w16sdtdh w16sdtfl w16du wp14">
+<w15:people xmlns:wpc="http://schemas.microsoft.com/office/word/2010/wordprocessingCanvas" xmlns:cx="http://schemas.microsoft.com/office/drawing/2014/chartex" xmlns:cx1="http://schemas.microsoft.com/office/drawing/2015/9/8/chartex" xmlns:cx2="http://schemas.microsoft.com/office/drawing/2015/10/21/chartex" xmlns:cx3="http://schemas.microsoft.com/office/drawing/2016/5/9/chartex" xmlns:cx4="http://schemas.microsoft.com/office/drawing/2016/5/10/chartex" xmlns:cx5="http://schemas.microsoft.com/office/drawing/2016/5/11/chartex" xmlns:cx6="http://schemas.microsoft.com/office/drawing/2016/5/12/chartex" xmlns:cx7="http://schemas.microsoft.com/office/drawing/2016/5/13/chartex" xmlns:cx8="http://schemas.microsoft.com/office/drawing/2016/5/14/chartex" xmlns:mc="http://schemas.openxmlformats.org/markup-compatibility/2006" xmlns:aink="http://schemas.microsoft.com/office/drawing/2016/ink" xmlns:am3d="http://schemas.microsoft.com/office/drawing/2017/model3d" xmlns:o="urn:schemas-microsoft-com:office:office" xmlns:oel="http://schemas.microsoft.com/office/2019/extlst" xmlns:r="http://schemas.openxmlformats.org/officeDocument/2006/relationships" xmlns:m="http://schemas.openxmlformats.org/officeDocument/2006/math" xmlns:v="urn:schemas-microsoft-com:vml" xmlns:wp14="http://schemas.microsoft.com/office/word/2010/wordprocessingDrawing" xmlns:wp="http://schemas.openxmlformats.org/drawingml/2006/wordprocessingDrawing" xmlns:w10="urn:schemas-microsoft-com:office:word" xmlns:w="http://schemas.openxmlformats.org/wordprocessingml/2006/main" xmlns:w14="http://schemas.microsoft.com/office/word/2010/wordml" xmlns:w15="http://schemas.microsoft.com/office/word/2012/wordml" xmlns:w16cei="http://schemas.microsoft.com/office/word/2026/wordml/cei" xmlns:w16cex="http://schemas.microsoft.com/office/word/2018/wordml/cex" xmlns:w16cid="http://schemas.microsoft.com/office/word/2016/wordml/cid" xmlns:w16="http://schemas.microsoft.com/office/word/2018/wordml" xmlns:w16du="http://schemas.microsoft.com/office/word/2023/wordml/word16du" xmlns:w16sdtdh="http://schemas.microsoft.com/office/word/2020/wordml/sdtdatahash" xmlns:w16sdtfl="http://schemas.microsoft.com/office/word/2024/wordml/sdtformatlock" xmlns:w16se="http://schemas.microsoft.com/office/word/2015/wordml/symex" xmlns:wpg="http://schemas.microsoft.com/office/word/2010/wordprocessingGroup" xmlns:wpi="http://schemas.microsoft.com/office/word/2010/wordprocessingInk" xmlns:wne="http://schemas.microsoft.com/office/word/2006/wordml" xmlns:wps="http://schemas.microsoft.com/office/word/2010/wordprocessingShape" mc:Ignorable="w14 w15 w16se w16cid w16 w16cex w16sdtdh w16sdtfl w16du wp14">
   <w15:person w15:author="Astrid PORTAPIA">
     <w15:presenceInfo w15:providerId="AD" w15:userId="S::astrid.portapia@willing.fr::2917d6b1-a5f9-4736-b6ab-0183d20fa2b9"/>
   </w15:person>
@@ -2051,8 +2049,8 @@
     <w:name w:val="Normal"/>
     <w:qFormat/>
   </w:style>
-  <w:style w:type="paragraph" w:styleId="Heading1">
-    <w:name w:val="Heading 1"/>
+  <w:style w:type="paragraph" w:styleId="Titre1">
+    <w:name w:val="heading 1"/>
     <w:basedOn w:val="Normal"/>
     <w:next w:val="Normal"/>
     <w:uiPriority w:val="9"/>
@@ -2071,8 +2069,8 @@
       <w:szCs w:val="40"/>
     </w:rPr>
   </w:style>
-  <w:style w:type="paragraph" w:styleId="Heading2">
-    <w:name w:val="Heading 2"/>
+  <w:style w:type="paragraph" w:styleId="Titre2">
+    <w:name w:val="heading 2"/>
     <w:basedOn w:val="Normal"/>
     <w:next w:val="Normal"/>
     <w:uiPriority w:val="9"/>
@@ -2093,8 +2091,8 @@
       <w:szCs w:val="32"/>
     </w:rPr>
   </w:style>
-  <w:style w:type="paragraph" w:styleId="Heading3">
-    <w:name w:val="Heading 3"/>
+  <w:style w:type="paragraph" w:styleId="Titre3">
+    <w:name w:val="heading 3"/>
     <w:basedOn w:val="Normal"/>
     <w:next w:val="Normal"/>
     <w:uiPriority w:val="9"/>
@@ -2115,8 +2113,8 @@
       <w:szCs w:val="28"/>
     </w:rPr>
   </w:style>
-  <w:style w:type="paragraph" w:styleId="Heading4">
-    <w:name w:val="Heading 4"/>
+  <w:style w:type="paragraph" w:styleId="Titre4">
+    <w:name w:val="heading 4"/>
     <w:basedOn w:val="Normal"/>
     <w:next w:val="Normal"/>
     <w:uiPriority w:val="9"/>
@@ -2137,8 +2135,8 @@
       <w:color w:val="0F4761" w:themeColor="accent1" w:themeShade="BF"/>
     </w:rPr>
   </w:style>
-  <w:style w:type="paragraph" w:styleId="Heading5">
-    <w:name w:val="Heading 5"/>
+  <w:style w:type="paragraph" w:styleId="Titre5">
+    <w:name w:val="heading 5"/>
     <w:basedOn w:val="Normal"/>
     <w:next w:val="Normal"/>
     <w:uiPriority w:val="9"/>
@@ -2157,8 +2155,8 @@
       <w:color w:val="0F4761" w:themeColor="accent1" w:themeShade="BF"/>
     </w:rPr>
   </w:style>
-  <w:style w:type="paragraph" w:styleId="Heading6">
-    <w:name w:val="Heading 6"/>
+  <w:style w:type="paragraph" w:styleId="Titre6">
+    <w:name w:val="heading 6"/>
     <w:basedOn w:val="Normal"/>
     <w:next w:val="Normal"/>
     <w:uiPriority w:val="9"/>
@@ -2179,8 +2177,8 @@
       <w:color w:val="595959" w:themeColor="text1" w:themeTint="A6"/>
     </w:rPr>
   </w:style>
-  <w:style w:type="paragraph" w:styleId="Heading7">
-    <w:name w:val="Heading 7"/>
+  <w:style w:type="paragraph" w:styleId="Titre7">
+    <w:name w:val="heading 7"/>
     <w:basedOn w:val="Normal"/>
     <w:next w:val="Normal"/>
     <w:uiPriority w:val="9"/>
@@ -2199,8 +2197,8 @@
       <w:color w:val="595959" w:themeColor="text1" w:themeTint="A6"/>
     </w:rPr>
   </w:style>
-  <w:style w:type="paragraph" w:styleId="Heading8">
-    <w:name w:val="Heading 8"/>
+  <w:style w:type="paragraph" w:styleId="Titre8">
+    <w:name w:val="heading 8"/>
     <w:basedOn w:val="Normal"/>
     <w:next w:val="Normal"/>
     <w:uiPriority w:val="9"/>
@@ -2221,8 +2219,8 @@
       <w:color w:val="272727" w:themeColor="text1" w:themeTint="D8"/>
     </w:rPr>
   </w:style>
-  <w:style w:type="paragraph" w:styleId="Heading9">
-    <w:name w:val="Heading 9"/>
+  <w:style w:type="paragraph" w:styleId="Titre9">
+    <w:name w:val="heading 9"/>
     <w:basedOn w:val="Normal"/>
     <w:next w:val="Normal"/>
     <w:uiPriority w:val="9"/>
@@ -2241,13 +2239,34 @@
       <w:color w:val="272727" w:themeColor="text1" w:themeTint="D8"/>
     </w:rPr>
   </w:style>
-  <w:style w:type="character" w:default="1" w:styleId="DefaultParagraphFont">
+  <w:style w:type="character" w:default="1" w:styleId="Policepardfaut">
     <w:name w:val="Default Paragraph Font"/>
     <w:uiPriority w:val="1"/>
     <w:semiHidden/>
     <w:unhideWhenUsed/>
   </w:style>
-  <w:style w:type="table" w:default="1" w:styleId="TableNormal">
+  <w:style w:type="table" w:default="1" w:styleId="TableauNormal">
+    <w:name w:val="Normal Table"/>
+    <w:uiPriority w:val="99"/>
+    <w:semiHidden/>
+    <w:unhideWhenUsed/>
+    <w:tblPr>
+      <w:tblInd w:w="0" w:type="dxa"/>
+      <w:tblCellMar>
+        <w:top w:w="0" w:type="dxa"/>
+        <w:left w:w="108" w:type="dxa"/>
+        <w:bottom w:w="0" w:type="dxa"/>
+        <w:right w:w="108" w:type="dxa"/>
+      </w:tblCellMar>
+    </w:tblPr>
+  </w:style>
+  <w:style w:type="numbering" w:default="1" w:styleId="Aucuneliste">
+    <w:name w:val="No List"/>
+    <w:uiPriority w:val="99"/>
+    <w:semiHidden/>
+    <w:unhideWhenUsed/>
+  </w:style>
+  <w:style w:type="table" w:customStyle="1" w:styleId="TableNormal">
     <w:name w:val="Table Normal"/>
     <w:uiPriority w:val="99"/>
     <w:semiHidden/>
@@ -2262,12 +2281,6 @@
       </w:tblCellMar>
     </w:tblPr>
   </w:style>
-  <w:style w:type="numbering" w:default="1" w:styleId="NoList">
-    <w:name w:val="No List"/>
-    <w:uiPriority w:val="99"/>
-    <w:semiHidden/>
-    <w:unhideWhenUsed/>
-  </w:style>
   <w:style w:type="paragraph" w:styleId="Commentaire">
     <w:name w:val="annotation text"/>
     <w:basedOn w:val="Normal"/>
@@ -2285,7 +2298,7 @@
   </w:style>
   <w:style w:type="character" w:customStyle="1" w:styleId="CommentaireCar1">
     <w:name w:val="Commentaire Car1"/>
-    <w:basedOn w:val="DefaultParagraphFont"/>
+    <w:basedOn w:val="Policepardfaut"/>
     <w:link w:val="Commentaire"/>
     <w:uiPriority w:val="99"/>
     <w:rsid w:val="006B0023"/>
@@ -2322,7 +2335,7 @@
       <w:szCs w:val="20"/>
     </w:rPr>
   </w:style>
-  <w:style w:type="paragraph" w:styleId="ListParagraph">
+  <w:style w:type="paragraph" w:styleId="Paragraphedeliste">
     <w:name w:val="List Paragraph"/>
     <w:basedOn w:val="Normal"/>
     <w:uiPriority w:val="34"/>
@@ -2333,9 +2346,9 @@
       <w:contextualSpacing/>
     </w:pPr>
   </w:style>
-  <w:style w:type="character" w:styleId="IntenseEmphasis">
+  <w:style w:type="character" w:styleId="Accentuationintense">
     <w:name w:val="Intense Emphasis"/>
-    <w:basedOn w:val="DefaultParagraphFont"/>
+    <w:basedOn w:val="Policepardfaut"/>
     <w:uiPriority w:val="21"/>
     <w:qFormat/>
     <w:rsid w:val="00332132"/>
@@ -2345,9 +2358,9 @@
       <w:color w:val="0F4761" w:themeColor="accent1" w:themeShade="BF"/>
     </w:rPr>
   </w:style>
-  <w:style w:type="character" w:styleId="IntenseReference">
+  <w:style w:type="character" w:styleId="Rfrenceintense">
     <w:name w:val="Intense Reference"/>
-    <w:basedOn w:val="DefaultParagraphFont"/>
+    <w:basedOn w:val="Policepardfaut"/>
     <w:uiPriority w:val="32"/>
     <w:qFormat/>
     <w:rsid w:val="00332132"/>
@@ -2359,9 +2372,9 @@
       <w:spacing w:val="5"/>
     </w:rPr>
   </w:style>
-  <w:style w:type="character" w:styleId="CommentReference">
+  <w:style w:type="character" w:customStyle="1" w:styleId="CommentReference">
     <w:name w:val="Comment Reference"/>
-    <w:basedOn w:val="DefaultParagraphFont"/>
+    <w:basedOn w:val="Policepardfaut"/>
     <w:uiPriority w:val="99"/>
     <w:semiHidden/>
     <w:unhideWhenUsed/>
@@ -2373,7 +2386,7 @@
   </w:style>
   <w:style w:type="character" w:customStyle="1" w:styleId="Titre1Car">
     <w:name w:val="Titre 1 Car"/>
-    <w:basedOn w:val="DefaultParagraphFont"/>
+    <w:basedOn w:val="Policepardfaut"/>
     <w:uiPriority w:val="9"/>
     <w:rsid w:val="00074B30"/>
     <w:rPr>
@@ -2385,7 +2398,7 @@
   </w:style>
   <w:style w:type="character" w:customStyle="1" w:styleId="Titre2Car">
     <w:name w:val="Titre 2 Car"/>
-    <w:basedOn w:val="DefaultParagraphFont"/>
+    <w:basedOn w:val="Policepardfaut"/>
     <w:uiPriority w:val="9"/>
     <w:semiHidden/>
     <w:rsid w:val="00074B30"/>
@@ -2398,7 +2411,7 @@
   </w:style>
   <w:style w:type="character" w:customStyle="1" w:styleId="Titre3Car">
     <w:name w:val="Titre 3 Car"/>
-    <w:basedOn w:val="DefaultParagraphFont"/>
+    <w:basedOn w:val="Policepardfaut"/>
     <w:uiPriority w:val="9"/>
     <w:semiHidden/>
     <w:rsid w:val="00074B30"/>
@@ -2411,7 +2424,7 @@
   </w:style>
   <w:style w:type="character" w:customStyle="1" w:styleId="Titre4Car">
     <w:name w:val="Titre 4 Car"/>
-    <w:basedOn w:val="DefaultParagraphFont"/>
+    <w:basedOn w:val="Policepardfaut"/>
     <w:uiPriority w:val="9"/>
     <w:semiHidden/>
     <w:rsid w:val="00074B30"/>
@@ -2424,7 +2437,7 @@
   </w:style>
   <w:style w:type="character" w:customStyle="1" w:styleId="Titre5Car">
     <w:name w:val="Titre 5 Car"/>
-    <w:basedOn w:val="DefaultParagraphFont"/>
+    <w:basedOn w:val="Policepardfaut"/>
     <w:uiPriority w:val="9"/>
     <w:semiHidden/>
     <w:rsid w:val="00074B30"/>
@@ -2435,7 +2448,7 @@
   </w:style>
   <w:style w:type="character" w:customStyle="1" w:styleId="Titre6Car">
     <w:name w:val="Titre 6 Car"/>
-    <w:basedOn w:val="DefaultParagraphFont"/>
+    <w:basedOn w:val="Policepardfaut"/>
     <w:uiPriority w:val="9"/>
     <w:semiHidden/>
     <w:rsid w:val="00074B30"/>
@@ -2448,7 +2461,7 @@
   </w:style>
   <w:style w:type="character" w:customStyle="1" w:styleId="Titre7Car">
     <w:name w:val="Titre 7 Car"/>
-    <w:basedOn w:val="DefaultParagraphFont"/>
+    <w:basedOn w:val="Policepardfaut"/>
     <w:uiPriority w:val="9"/>
     <w:semiHidden/>
     <w:rsid w:val="00074B30"/>
@@ -2459,7 +2472,7 @@
   </w:style>
   <w:style w:type="character" w:customStyle="1" w:styleId="Titre8Car">
     <w:name w:val="Titre 8 Car"/>
-    <w:basedOn w:val="DefaultParagraphFont"/>
+    <w:basedOn w:val="Policepardfaut"/>
     <w:uiPriority w:val="9"/>
     <w:semiHidden/>
     <w:rsid w:val="00074B30"/>
@@ -2472,7 +2485,7 @@
   </w:style>
   <w:style w:type="character" w:customStyle="1" w:styleId="Titre9Car">
     <w:name w:val="Titre 9 Car"/>
-    <w:basedOn w:val="DefaultParagraphFont"/>
+    <w:basedOn w:val="Policepardfaut"/>
     <w:uiPriority w:val="9"/>
     <w:semiHidden/>
     <w:rsid w:val="00074B30"/>
@@ -2483,7 +2496,7 @@
   </w:style>
   <w:style w:type="character" w:customStyle="1" w:styleId="TitreCar">
     <w:name w:val="Titre Car"/>
-    <w:basedOn w:val="DefaultParagraphFont"/>
+    <w:basedOn w:val="Policepardfaut"/>
     <w:uiPriority w:val="10"/>
     <w:rsid w:val="00074B30"/>
     <w:rPr>
@@ -2496,7 +2509,7 @@
   </w:style>
   <w:style w:type="character" w:customStyle="1" w:styleId="Sous-titreCar">
     <w:name w:val="Sous-titre Car"/>
-    <w:basedOn w:val="DefaultParagraphFont"/>
+    <w:basedOn w:val="Policepardfaut"/>
     <w:uiPriority w:val="11"/>
     <w:rsid w:val="00074B30"/>
     <w:rPr>
@@ -2509,7 +2522,7 @@
   </w:style>
   <w:style w:type="character" w:customStyle="1" w:styleId="CitationCar">
     <w:name w:val="Citation Car"/>
-    <w:basedOn w:val="DefaultParagraphFont"/>
+    <w:basedOn w:val="Policepardfaut"/>
     <w:uiPriority w:val="29"/>
     <w:rsid w:val="00074B30"/>
     <w:rPr>
@@ -2520,7 +2533,7 @@
   </w:style>
   <w:style w:type="character" w:customStyle="1" w:styleId="CitationintenseCar">
     <w:name w:val="Citation intense Car"/>
-    <w:basedOn w:val="DefaultParagraphFont"/>
+    <w:basedOn w:val="Policepardfaut"/>
     <w:uiPriority w:val="30"/>
     <w:rsid w:val="00074B30"/>
     <w:rPr>
@@ -2531,7 +2544,7 @@
   </w:style>
   <w:style w:type="character" w:customStyle="1" w:styleId="CommentaireCar">
     <w:name w:val="Commentaire Car"/>
-    <w:basedOn w:val="DefaultParagraphFont"/>
+    <w:basedOn w:val="Policepardfaut"/>
     <w:uiPriority w:val="99"/>
     <w:rsid w:val="00074B30"/>
     <w:rPr>
@@ -2550,6 +2563,17 @@
       <w:bCs/>
       <w:sz w:val="20"/>
       <w:szCs w:val="20"/>
+    </w:rPr>
+  </w:style>
+  <w:style w:type="character" w:styleId="Marquedecommentaire">
+    <w:name w:val="annotation reference"/>
+    <w:basedOn w:val="Policepardfaut"/>
+    <w:uiPriority w:val="99"/>
+    <w:semiHidden/>
+    <w:unhideWhenUsed/>
+    <w:rPr>
+      <w:sz w:val="16"/>
+      <w:szCs w:val="16"/>
     </w:rPr>
   </w:style>
 </w:styles>
